--- a/Skill/Week 2/Task 2.2.docx
+++ b/Skill/Week 2/Task 2.2.docx
@@ -16,66 +16,58 @@
           <w:bCs w:val="1"/>
           <w:rtl w:val="0"/>
         </w:rPr>
-        <w:t xml:space="preserve">Use the strace utility to trace all system calls generated by the command cat sample.txt. Analyze the sequence of system calls and identify the kernel services involved</w:t>
-      </w:r>
-    </w:p>
-    <w:p>
-      <w:pPr>
-        <w:jc w:val="both"/>
-        <w:rPr>
-          <w:b w:val="1"/>
-          <w:bCs w:val="1"/>
-        </w:rPr>
-      </w:pPr>
-      <w:r>
-        <w:rPr>
-          <w:rtl w:val="0"/>
-        </w:rPr>
-      </w:r>
-    </w:p>
-    <w:p>
-      <w:pPr>
-        <w:jc w:val="both"/>
-        <w:rPr>
-          <w:b w:val="1"/>
-          <w:bCs w:val="1"/>
-        </w:rPr>
-      </w:pPr>
-      <w:r>
-        <w:rPr>
-          <w:rtl w:val="0"/>
-        </w:rPr>
-      </w:r>
-    </w:p>
-    <w:p>
-      <w:pPr>
-        <w:jc w:val="both"/>
-        <w:rPr>
-          <w:b w:val="1"/>
-          <w:bCs w:val="1"/>
-        </w:rPr>
-      </w:pPr>
-      <w:r>
-        <w:rPr>
-          <w:b w:val="1"/>
-          <w:bCs w:val="1"/>
-          <w:rtl w:val="0"/>
-        </w:rPr>
-        <w:t xml:space="preserve">Output: </w:t>
-      </w:r>
-    </w:p>
-    <w:p>
-      <w:pPr>
-        <w:jc w:val="both"/>
-        <w:rPr/>
-      </w:pPr>
-      <w:r>
-        <w:rPr/>
+        <w:t xml:space="preserve">To Allocate Buffers Dynamically, Resize Arrays, Prevent Buffer Overflow, Ylanage Linked Lists, Release Memory Correctly, Verify with Valgrind  </w:t>
+      </w:r>
+    </w:p>
+    <w:p>
+      <w:pPr>
+        <w:jc w:val="both"/>
+        <w:rPr>
+          <w:b w:val="1"/>
+          <w:bCs w:val="1"/>
+        </w:rPr>
+      </w:pPr>
+      <w:r>
+        <w:rPr>
+          <w:rtl w:val="0"/>
+        </w:rPr>
+      </w:r>
+    </w:p>
+    <w:p>
+      <w:pPr>
+        <w:jc w:val="both"/>
+        <w:rPr>
+          <w:b w:val="1"/>
+          <w:bCs w:val="1"/>
+        </w:rPr>
+      </w:pPr>
+      <w:r>
+        <w:rPr>
+          <w:b w:val="1"/>
+          <w:bCs w:val="1"/>
+          <w:rtl w:val="0"/>
+        </w:rPr>
+        <w:t xml:space="preserve">Code:</w:t>
+      </w:r>
+    </w:p>
+    <w:p>
+      <w:pPr>
+        <w:jc w:val="both"/>
+        <w:rPr>
+          <w:b w:val="1"/>
+          <w:bCs w:val="1"/>
+        </w:rPr>
+      </w:pPr>
+      <w:r>
+        <w:rPr>
+          <w:b w:val="1"/>
+          <w:bCs w:val="1"/>
+        </w:rPr>
         <w:drawing>
           <wp:inline distB="114300" distT="114300" distL="114300" distR="114300">
-            <wp:extent cx="5943600" cy="3340100"/>
+            <wp:extent cx="4872038" cy="5350731"/>
             <wp:effectExtent b="0" l="0" r="0" t="0"/>
-            <wp:docPr id="1" name="image1.png"/>
+            <wp:docPr id="2" name="image1.png"/>
             <a:graphic>
               <a:graphicData uri="http://schemas.openxmlformats.org/drawingml/2006/picture">
                 <pic:pic>
@@ -93,7 +85,7 @@
                   <pic:spPr>
                     <a:xfrm>
                       <a:off x="0" y="0"/>
-                      <a:ext cx="5943600" cy="3340100"/>
+                      <a:ext cx="4872038" cy="5350731"/>
                     </a:xfrm>
                     <a:prstGeom prst="rect"/>
                     <a:ln/>
@@ -113,150 +105,92 @@
     <w:p>
       <w:pPr>
         <w:jc w:val="both"/>
+        <w:rPr>
+          <w:b w:val="1"/>
+          <w:bCs w:val="1"/>
+        </w:rPr>
+      </w:pPr>
+      <w:r>
+        <w:rPr>
+          <w:rtl w:val="0"/>
+        </w:rPr>
+      </w:r>
+    </w:p>
+    <w:p>
+      <w:pPr>
+        <w:jc w:val="both"/>
+        <w:rPr>
+          <w:b w:val="1"/>
+          <w:bCs w:val="1"/>
+        </w:rPr>
+      </w:pPr>
+      <w:r>
+        <w:rPr>
+          <w:b w:val="1"/>
+          <w:bCs w:val="1"/>
+          <w:rtl w:val="0"/>
+        </w:rPr>
+        <w:t xml:space="preserve">Output: </w:t>
+      </w:r>
+    </w:p>
+    <w:p>
+      <w:pPr>
+        <w:jc w:val="both"/>
+        <w:rPr>
+          <w:b w:val="1"/>
+          <w:bCs w:val="1"/>
+        </w:rPr>
+      </w:pPr>
+      <w:r>
+        <w:rPr>
+          <w:rtl w:val="0"/>
+        </w:rPr>
+      </w:r>
+    </w:p>
+    <w:p>
+      <w:pPr>
+        <w:jc w:val="both"/>
         <w:rPr/>
       </w:pPr>
       <w:r>
-        <w:rPr>
-          <w:rtl w:val="0"/>
-        </w:rPr>
-      </w:r>
-    </w:p>
-    <w:p>
-      <w:pPr>
-        <w:jc w:val="both"/>
         <w:rPr/>
-      </w:pPr>
-      <w:r>
-        <w:rPr>
-          <w:rtl w:val="0"/>
-        </w:rPr>
-        <w:t xml:space="preserve">The </w:t>
-      </w:r>
-      <w:r>
-        <w:rPr>
-          <w:rFonts w:ascii="Roboto Mono" w:cs="Roboto Mono" w:eastAsia="Roboto Mono" w:hAnsi="Roboto Mono"/>
-          <w:color w:val="188038"/>
-          <w:rtl w:val="0"/>
-        </w:rPr>
-        <w:t xml:space="preserve">strace</w:t>
-      </w:r>
-      <w:r>
-        <w:rPr>
-          <w:rtl w:val="0"/>
-        </w:rPr>
-        <w:t xml:space="preserve"> command was used to trace the system calls generated by </w:t>
-      </w:r>
-      <w:r>
-        <w:rPr>
-          <w:rFonts w:ascii="Roboto Mono" w:cs="Roboto Mono" w:eastAsia="Roboto Mono" w:hAnsi="Roboto Mono"/>
-          <w:color w:val="188038"/>
-          <w:rtl w:val="0"/>
-        </w:rPr>
-        <w:t xml:space="preserve">cat sample.txt</w:t>
-      </w:r>
-      <w:r>
-        <w:rPr>
-          <w:rtl w:val="0"/>
-        </w:rPr>
-        <w:t xml:space="preserve">. The </w:t>
-      </w:r>
-      <w:r>
-        <w:rPr>
-          <w:rFonts w:ascii="Roboto Mono" w:cs="Roboto Mono" w:eastAsia="Roboto Mono" w:hAnsi="Roboto Mono"/>
-          <w:color w:val="188038"/>
-          <w:rtl w:val="0"/>
-        </w:rPr>
-        <w:t xml:space="preserve">execve()</w:t>
-      </w:r>
-      <w:r>
-        <w:rPr>
-          <w:rtl w:val="0"/>
-        </w:rPr>
-        <w:t xml:space="preserve"> system call executes the </w:t>
-      </w:r>
-      <w:r>
-        <w:rPr>
-          <w:rFonts w:ascii="Roboto Mono" w:cs="Roboto Mono" w:eastAsia="Roboto Mono" w:hAnsi="Roboto Mono"/>
-          <w:color w:val="188038"/>
-          <w:rtl w:val="0"/>
-        </w:rPr>
-        <w:t xml:space="preserve">cat</w:t>
-      </w:r>
-      <w:r>
-        <w:rPr>
-          <w:rtl w:val="0"/>
-        </w:rPr>
-        <w:t xml:space="preserve"> program. </w:t>
-      </w:r>
-      <w:r>
-        <w:rPr>
-          <w:rFonts w:ascii="Roboto Mono" w:cs="Roboto Mono" w:eastAsia="Roboto Mono" w:hAnsi="Roboto Mono"/>
-          <w:color w:val="188038"/>
-          <w:rtl w:val="0"/>
-        </w:rPr>
-        <w:t xml:space="preserve">openat()</w:t>
-      </w:r>
-      <w:r>
-        <w:rPr>
-          <w:rtl w:val="0"/>
-        </w:rPr>
-        <w:t xml:space="preserve"> opens the file, </w:t>
-      </w:r>
-      <w:r>
-        <w:rPr>
-          <w:rFonts w:ascii="Roboto Mono" w:cs="Roboto Mono" w:eastAsia="Roboto Mono" w:hAnsi="Roboto Mono"/>
-          <w:color w:val="188038"/>
-          <w:rtl w:val="0"/>
-        </w:rPr>
-        <w:t xml:space="preserve">read()</w:t>
-      </w:r>
-      <w:r>
-        <w:rPr>
-          <w:rtl w:val="0"/>
-        </w:rPr>
-        <w:t xml:space="preserve"> reads its contents, </w:t>
-      </w:r>
-      <w:r>
-        <w:rPr>
-          <w:rFonts w:ascii="Roboto Mono" w:cs="Roboto Mono" w:eastAsia="Roboto Mono" w:hAnsi="Roboto Mono"/>
-          <w:color w:val="188038"/>
-          <w:rtl w:val="0"/>
-        </w:rPr>
-        <w:t xml:space="preserve">write()</w:t>
-      </w:r>
-      <w:r>
-        <w:rPr>
-          <w:rtl w:val="0"/>
-        </w:rPr>
-        <w:t xml:space="preserve"> displays the contents on standard output, and </w:t>
-      </w:r>
-      <w:r>
-        <w:rPr>
-          <w:rFonts w:ascii="Roboto Mono" w:cs="Roboto Mono" w:eastAsia="Roboto Mono" w:hAnsi="Roboto Mono"/>
-          <w:color w:val="188038"/>
-          <w:rtl w:val="0"/>
-        </w:rPr>
-        <w:t xml:space="preserve">close()</w:t>
-      </w:r>
-      <w:r>
-        <w:rPr>
-          <w:rtl w:val="0"/>
-        </w:rPr>
-        <w:t xml:space="preserve"> closes the file. These system calls allow the user-level </w:t>
-      </w:r>
-      <w:r>
-        <w:rPr>
-          <w:rFonts w:ascii="Roboto Mono" w:cs="Roboto Mono" w:eastAsia="Roboto Mono" w:hAnsi="Roboto Mono"/>
-          <w:color w:val="188038"/>
-          <w:rtl w:val="0"/>
-        </w:rPr>
-        <w:t xml:space="preserve">cat</w:t>
-      </w:r>
-      <w:r>
-        <w:rPr>
-          <w:rtl w:val="0"/>
-        </w:rPr>
-        <w:t xml:space="preserve"> program to request file and I/O services from the Linux kernel. </w:t>
+        <w:drawing>
+          <wp:inline distB="114300" distT="114300" distL="114300" distR="114300">
+            <wp:extent cx="5467350" cy="800100"/>
+            <wp:effectExtent b="0" l="0" r="0" t="0"/>
+            <wp:docPr id="1" name="image2.png"/>
+            <a:graphic>
+              <a:graphicData uri="http://schemas.openxmlformats.org/drawingml/2006/picture">
+                <pic:pic>
+                  <pic:nvPicPr>
+                    <pic:cNvPr id="0" name="image2.png"/>
+                    <pic:cNvPicPr preferRelativeResize="0"/>
+                  </pic:nvPicPr>
+                  <pic:blipFill>
+                    <a:blip r:embed="rId7"/>
+                    <a:srcRect b="0" l="0" r="0" t="0"/>
+                    <a:stretch>
+                      <a:fillRect/>
+                    </a:stretch>
+                  </pic:blipFill>
+                  <pic:spPr>
+                    <a:xfrm>
+                      <a:off x="0" y="0"/>
+                      <a:ext cx="5467350" cy="800100"/>
+                    </a:xfrm>
+                    <a:prstGeom prst="rect"/>
+                    <a:ln/>
+                  </pic:spPr>
+                </pic:pic>
+              </a:graphicData>
+            </a:graphic>
+          </wp:inline>
+        </w:drawing>
+      </w:r>
+      <w:r>
+        <w:rPr>
+          <w:rtl w:val="0"/>
+        </w:rPr>
       </w:r>
     </w:p>
     <w:sectPr>
